--- a/flow/20230927_hours/drafts/2024-05-g/25.05.docx
+++ b/flow/20230927_hours/drafts/2024-05-g/25.05.docx
@@ -1510,6 +1510,48 @@
           <w:rFonts w:ascii="Times New Roman" w:hAnsi="Times New Roman"/>
           <w:sz w:val="24"/>
         </w:rPr>
+        <w:t>Як божественний скарб, сокровенний в землі,* Христос відкрив главу твою нам, пророче й предтече.* Отож усі, зійшовшися на її знайдення,* піснями богомовними Спаса оспівуймо.* Він спасає нас від тління, молитвами твоїми.</w:t>
+      </w:r>
+    </w:p>
+    <w:p>
+      <w:pPr>
+        <w:spacing w:line="240" w:lineRule="auto"/>
+        <w:rPr>
+          <w:rFonts w:ascii="Times New Roman" w:hAnsi="Times New Roman"/>
+          <w:sz w:val="24"/>
+        </w:rPr>
+      </w:pPr>
+      <w:r>
+        <w:rPr>
+          <w:rFonts w:ascii="Times New Roman" w:hAnsi="Times New Roman"/>
+          <w:sz w:val="24"/>
+        </w:rPr>
+        <w:t>Слава Отцю, і Сину, і Святому Духові.</w:t>
+      </w:r>
+    </w:p>
+    <w:p>
+      <w:r>
+        <w:rPr>
+          <w:rFonts w:ascii="Times New Roman" w:hAnsi="Times New Roman"/>
+          <w:i/>
+          <w:color w:val="FF0000"/>
+          <w:sz w:val="24"/>
+        </w:rPr>
+        <w:t>Тропар (г. 4):</w:t>
+      </w:r>
+      <w:r>
+        <w:rPr>
+          <w:rFonts w:ascii="Times New Roman" w:hAnsi="Times New Roman"/>
+          <w:color w:val="FF0000"/>
+          <w:sz w:val="24"/>
+        </w:rPr>
+        <w:t xml:space="preserve"> </w:t>
+      </w:r>
+      <w:r>
+        <w:rPr>
+          <w:rFonts w:ascii="Times New Roman" w:hAnsi="Times New Roman"/>
+          <w:sz w:val="24"/>
+        </w:rPr>
         <w:t>Як божественний скарб, сокровенний в землі,* Христос відкрив главу твою нам, п</w:t>
       </w:r>
       <w:r>
@@ -1561,83 +1603,6 @@
           <w:rFonts w:ascii="Times New Roman" w:hAnsi="Times New Roman"/>
           <w:sz w:val="24"/>
         </w:rPr>
-        <w:t>Слава Отцю, і Сину, і Святому Духові.</w:t>
-      </w:r>
-    </w:p>
-    <w:p>
-      <w:r>
-        <w:rPr>
-          <w:rFonts w:ascii="Times New Roman" w:hAnsi="Times New Roman"/>
-          <w:i/>
-          <w:color w:val="FF0000"/>
-          <w:sz w:val="24"/>
-        </w:rPr>
-        <w:t>Тропар (г. 4):</w:t>
-      </w:r>
-      <w:r>
-        <w:rPr>
-          <w:rFonts w:ascii="Times New Roman" w:hAnsi="Times New Roman"/>
-          <w:color w:val="FF0000"/>
-          <w:sz w:val="24"/>
-        </w:rPr>
-        <w:t xml:space="preserve"> </w:t>
-      </w:r>
-      <w:r>
-        <w:rPr>
-          <w:rFonts w:ascii="Times New Roman" w:hAnsi="Times New Roman"/>
-          <w:sz w:val="24"/>
-        </w:rPr>
-        <w:t>Як божественний скарб, сокровенний в землі,* Христос відкрив главу твою нам, п</w:t>
-      </w:r>
-      <w:r>
-        <w:rPr>
-          <w:rFonts w:ascii="Times New Roman" w:hAnsi="Times New Roman"/>
-          <w:sz w:val="24"/>
-        </w:rPr>
-        <w:t xml:space="preserve">ророче й предтече.* Отож усі, </w:t>
-      </w:r>
-      <w:r>
-        <w:rPr>
-          <w:rFonts w:ascii="Times New Roman" w:hAnsi="Times New Roman"/>
-          <w:sz w:val="24"/>
-        </w:rPr>
-        <w:t>зійшовшися</w:t>
-      </w:r>
-      <w:r>
-        <w:rPr>
-          <w:rFonts w:ascii="Times New Roman" w:hAnsi="Times New Roman"/>
-          <w:sz w:val="24"/>
-        </w:rPr>
-        <w:t xml:space="preserve"> на її знайдення,* піснями </w:t>
-      </w:r>
-      <w:r>
-        <w:rPr>
-          <w:rFonts w:ascii="Times New Roman" w:hAnsi="Times New Roman"/>
-          <w:sz w:val="24"/>
-        </w:rPr>
-        <w:t>богомовними</w:t>
-      </w:r>
-      <w:r>
-        <w:rPr>
-          <w:rFonts w:ascii="Times New Roman" w:hAnsi="Times New Roman"/>
-          <w:sz w:val="24"/>
-        </w:rPr>
-        <w:t xml:space="preserve"> Спаса оспівуймо.* Він спасає нас від тління, молитвами твоїми.</w:t>
-      </w:r>
-    </w:p>
-    <w:p>
-      <w:pPr>
-        <w:spacing w:line="240" w:lineRule="auto"/>
-        <w:rPr>
-          <w:rFonts w:ascii="Times New Roman" w:hAnsi="Times New Roman"/>
-          <w:sz w:val="24"/>
-        </w:rPr>
-      </w:pPr>
-      <w:r>
-        <w:rPr>
-          <w:rFonts w:ascii="Times New Roman" w:hAnsi="Times New Roman"/>
-          <w:sz w:val="24"/>
-        </w:rPr>
         <w:t xml:space="preserve">І нині, і повсякчас, і на віки </w:t>
       </w:r>
       <w:r>
@@ -2080,28 +2045,7 @@
           <w:rFonts w:ascii="Times New Roman" w:hAnsi="Times New Roman"/>
           <w:sz w:val="24"/>
         </w:rPr>
-        <w:t xml:space="preserve"> </w:t>
-      </w:r>
-      <w:r>
-        <w:rPr>
-          <w:rFonts w:ascii="Times New Roman" w:hAnsi="Times New Roman"/>
-          <w:sz w:val="24"/>
-        </w:rPr>
-        <w:t>Світлосяючий</w:t>
-      </w:r>
-      <w:r>
-        <w:rPr>
-          <w:rFonts w:ascii="Times New Roman" w:hAnsi="Times New Roman"/>
-          <w:sz w:val="24"/>
-        </w:rPr>
-        <w:t xml:space="preserve"> і божественний у світі стовп, світильник сонця,* предтеча главу свою світлоносну й бож</w:t>
-      </w:r>
-      <w:r>
-        <w:rPr>
-          <w:rFonts w:ascii="Times New Roman" w:hAnsi="Times New Roman"/>
-          <w:sz w:val="24"/>
-        </w:rPr>
-        <w:t>ественну показав у краях.* Він освячує тих, що вірно поклоняються і кличуть:* Христовий хрестителю премудрий, спаси всіх нас.</w:t>
+        <w:t xml:space="preserve"> Світлосяючий і божественний у світі стовп, світильник сонця,* предтеча главу свою світлоносну й божественну показав у краях.* Він освячує тих, що вірно поклоняються і кличуть:* Христовий хрестителю премудрий, спаси всіх нас.</w:t>
       </w:r>
     </w:p>
     <w:p>
@@ -7257,6 +7201,48 @@
           <w:rFonts w:ascii="Times New Roman" w:hAnsi="Times New Roman"/>
           <w:sz w:val="24"/>
         </w:rPr>
+        <w:t>Як божественний скарб, сокровенний в землі,* Христос відкрив главу твою нам, пророче й предтече.* Отож усі, зійшовшися на її знайдення,* піснями богомовними Спаса оспівуймо.* Він спасає нас від тління, молитвами твоїми.</w:t>
+      </w:r>
+    </w:p>
+    <w:p>
+      <w:pPr>
+        <w:spacing w:line="240" w:lineRule="auto"/>
+        <w:rPr>
+          <w:rFonts w:ascii="Times New Roman" w:hAnsi="Times New Roman"/>
+          <w:sz w:val="24"/>
+        </w:rPr>
+      </w:pPr>
+      <w:r>
+        <w:rPr>
+          <w:rFonts w:ascii="Times New Roman" w:hAnsi="Times New Roman"/>
+          <w:sz w:val="24"/>
+        </w:rPr>
+        <w:t>Слава Отцю, і Сину, і Святому Духові.</w:t>
+      </w:r>
+    </w:p>
+    <w:p>
+      <w:r>
+        <w:rPr>
+          <w:rFonts w:ascii="Times New Roman" w:hAnsi="Times New Roman"/>
+          <w:i/>
+          <w:color w:val="FF0000"/>
+          <w:sz w:val="24"/>
+        </w:rPr>
+        <w:t>Тропар (г. 4):</w:t>
+      </w:r>
+      <w:r>
+        <w:rPr>
+          <w:rFonts w:ascii="Times New Roman" w:hAnsi="Times New Roman"/>
+          <w:color w:val="FF0000"/>
+          <w:sz w:val="24"/>
+        </w:rPr>
+        <w:t xml:space="preserve"> </w:t>
+      </w:r>
+      <w:r>
+        <w:rPr>
+          <w:rFonts w:ascii="Times New Roman" w:hAnsi="Times New Roman"/>
+          <w:sz w:val="24"/>
+        </w:rPr>
         <w:t>Як божественний скарб, сокровенний в землі,* Христос відкрив главу твою нам, п</w:t>
       </w:r>
       <w:r>
@@ -7308,83 +7294,6 @@
           <w:rFonts w:ascii="Times New Roman" w:hAnsi="Times New Roman"/>
           <w:sz w:val="24"/>
         </w:rPr>
-        <w:t>Слава Отцю, і Сину, і Святому Духові.</w:t>
-      </w:r>
-    </w:p>
-    <w:p>
-      <w:r>
-        <w:rPr>
-          <w:rFonts w:ascii="Times New Roman" w:hAnsi="Times New Roman"/>
-          <w:i/>
-          <w:color w:val="FF0000"/>
-          <w:sz w:val="24"/>
-        </w:rPr>
-        <w:t>Тропар (г. 4):</w:t>
-      </w:r>
-      <w:r>
-        <w:rPr>
-          <w:rFonts w:ascii="Times New Roman" w:hAnsi="Times New Roman"/>
-          <w:color w:val="FF0000"/>
-          <w:sz w:val="24"/>
-        </w:rPr>
-        <w:t xml:space="preserve"> </w:t>
-      </w:r>
-      <w:r>
-        <w:rPr>
-          <w:rFonts w:ascii="Times New Roman" w:hAnsi="Times New Roman"/>
-          <w:sz w:val="24"/>
-        </w:rPr>
-        <w:t>Як божественний скарб, сокровенний в землі,* Христос відкрив главу твою нам, п</w:t>
-      </w:r>
-      <w:r>
-        <w:rPr>
-          <w:rFonts w:ascii="Times New Roman" w:hAnsi="Times New Roman"/>
-          <w:sz w:val="24"/>
-        </w:rPr>
-        <w:t xml:space="preserve">ророче й предтече.* Отож усі, </w:t>
-      </w:r>
-      <w:r>
-        <w:rPr>
-          <w:rFonts w:ascii="Times New Roman" w:hAnsi="Times New Roman"/>
-          <w:sz w:val="24"/>
-        </w:rPr>
-        <w:t>зійшовшися</w:t>
-      </w:r>
-      <w:r>
-        <w:rPr>
-          <w:rFonts w:ascii="Times New Roman" w:hAnsi="Times New Roman"/>
-          <w:sz w:val="24"/>
-        </w:rPr>
-        <w:t xml:space="preserve"> на її знайдення,* піснями </w:t>
-      </w:r>
-      <w:r>
-        <w:rPr>
-          <w:rFonts w:ascii="Times New Roman" w:hAnsi="Times New Roman"/>
-          <w:sz w:val="24"/>
-        </w:rPr>
-        <w:t>богомовними</w:t>
-      </w:r>
-      <w:r>
-        <w:rPr>
-          <w:rFonts w:ascii="Times New Roman" w:hAnsi="Times New Roman"/>
-          <w:sz w:val="24"/>
-        </w:rPr>
-        <w:t xml:space="preserve"> Спаса оспівуймо.* Він спасає нас від тління, молитвами твоїми.</w:t>
-      </w:r>
-    </w:p>
-    <w:p>
-      <w:pPr>
-        <w:spacing w:line="240" w:lineRule="auto"/>
-        <w:rPr>
-          <w:rFonts w:ascii="Times New Roman" w:hAnsi="Times New Roman"/>
-          <w:sz w:val="24"/>
-        </w:rPr>
-      </w:pPr>
-      <w:r>
-        <w:rPr>
-          <w:rFonts w:ascii="Times New Roman" w:hAnsi="Times New Roman"/>
-          <w:sz w:val="24"/>
-        </w:rPr>
         <w:t xml:space="preserve">І нині, і повсякчас, і на віки </w:t>
       </w:r>
       <w:r>
@@ -7871,28 +7780,7 @@
           <w:rFonts w:ascii="Times New Roman" w:hAnsi="Times New Roman"/>
           <w:sz w:val="24"/>
         </w:rPr>
-        <w:t xml:space="preserve"> </w:t>
-      </w:r>
-      <w:r>
-        <w:rPr>
-          <w:rFonts w:ascii="Times New Roman" w:hAnsi="Times New Roman"/>
-          <w:sz w:val="24"/>
-        </w:rPr>
-        <w:t>Світлосяючий</w:t>
-      </w:r>
-      <w:r>
-        <w:rPr>
-          <w:rFonts w:ascii="Times New Roman" w:hAnsi="Times New Roman"/>
-          <w:sz w:val="24"/>
-        </w:rPr>
-        <w:t xml:space="preserve"> і божественний у світі стовп, світильник сонця,* предтеча главу свою світлоносну й бож</w:t>
-      </w:r>
-      <w:r>
-        <w:rPr>
-          <w:rFonts w:ascii="Times New Roman" w:hAnsi="Times New Roman"/>
-          <w:sz w:val="24"/>
-        </w:rPr>
-        <w:t>ественну показав у краях.* Він освячує тих, що вірно поклоняються і кличуть:* Христовий хрестителю премудрий, спаси всіх нас.</w:t>
+        <w:t xml:space="preserve"> Світлосяючий і божественний у світі стовп, світильник сонця,* предтеча главу свою світлоносну й божественну показав у краях.* Він освячує тих, що вірно поклоняються і кличуть:* Христовий хрестителю премудрий, спаси всіх нас.</w:t>
       </w:r>
     </w:p>
     <w:p>
@@ -9864,42 +9752,7 @@
           <w:rFonts w:ascii="Times New Roman" w:hAnsi="Times New Roman"/>
           <w:sz w:val="24"/>
         </w:rPr>
-        <w:t>Як божественний скарб, сокровенний в землі,* Христос відкрив главу твою нам, п</w:t>
-      </w:r>
-      <w:r>
-        <w:rPr>
-          <w:rFonts w:ascii="Times New Roman" w:hAnsi="Times New Roman"/>
-          <w:sz w:val="24"/>
-        </w:rPr>
-        <w:t xml:space="preserve">ророче й предтече.* Отож усі, </w:t>
-      </w:r>
-      <w:r>
-        <w:rPr>
-          <w:rFonts w:ascii="Times New Roman" w:hAnsi="Times New Roman"/>
-          <w:sz w:val="24"/>
-        </w:rPr>
-        <w:t>зійшовшися</w:t>
-      </w:r>
-      <w:r>
-        <w:rPr>
-          <w:rFonts w:ascii="Times New Roman" w:hAnsi="Times New Roman"/>
-          <w:sz w:val="24"/>
-        </w:rPr>
-        <w:t xml:space="preserve"> на її знайдення,* піснями </w:t>
-      </w:r>
-      <w:r>
-        <w:rPr>
-          <w:rFonts w:ascii="Times New Roman" w:hAnsi="Times New Roman"/>
-          <w:sz w:val="24"/>
-        </w:rPr>
-        <w:t>богомовними</w:t>
-      </w:r>
-      <w:r>
-        <w:rPr>
-          <w:rFonts w:ascii="Times New Roman" w:hAnsi="Times New Roman"/>
-          <w:sz w:val="24"/>
-        </w:rPr>
-        <w:t xml:space="preserve"> Спаса оспівуймо.* Він спасає нас від тління, молитвами твоїми.</w:t>
+        <w:t>Як божественний скарб, сокровенний в землі,* Христос відкрив главу твою нам, пророче й предтече.* Отож усі, зійшовшися на її знайдення,* піснями богомовними Спаса оспівуймо.* Він спасає нас від тління, молитвами твоїми.</w:t>
       </w:r>
     </w:p>
     <w:p>

--- a/flow/20230927_hours/drafts/2024-05-g/25.05.docx
+++ b/flow/20230927_hours/drafts/2024-05-g/25.05.docx
@@ -1492,6 +1492,57 @@
         <w:rPr>
           <w:rFonts w:ascii="Times New Roman" w:hAnsi="Times New Roman"/>
           <w:i/>
+          <w:color w:val="FF4400"/>
+          <w:sz w:val="24"/>
+        </w:rPr>
+        <w:t>Тропар (г. 8):</w:t>
+      </w:r>
+      <w:r>
+        <w:rPr>
+          <w:rFonts w:ascii="Times New Roman" w:hAnsi="Times New Roman"/>
+          <w:color w:val="333333"/>
+          <w:sz w:val="24"/>
+        </w:rPr>
+        <w:t xml:space="preserve"> Благословен єси, Христе Боже наш,* що премудрими рибаків явив,* </w:t>
+      </w:r>
+      <w:r>
+        <w:rPr>
+          <w:rFonts w:ascii="Times New Roman" w:hAnsi="Times New Roman"/>
+          <w:color w:val="333333"/>
+          <w:sz w:val="24"/>
+        </w:rPr>
+        <w:t>зіславши</w:t>
+      </w:r>
+      <w:r>
+        <w:rPr>
+          <w:rFonts w:ascii="Times New Roman" w:hAnsi="Times New Roman"/>
+          <w:color w:val="333333"/>
+          <w:sz w:val="24"/>
+        </w:rPr>
+        <w:t xml:space="preserve"> їм Духа Святого,* і ними уловив вселенну.* Чоловіколюбче, слава Тобі.</w:t>
+      </w:r>
+    </w:p>
+    <w:p>
+      <w:pPr>
+        <w:spacing w:line="240" w:lineRule="auto"/>
+        <w:rPr>
+          <w:rFonts w:ascii="Times New Roman" w:hAnsi="Times New Roman"/>
+          <w:sz w:val="24"/>
+        </w:rPr>
+      </w:pPr>
+      <w:r>
+        <w:rPr>
+          <w:rFonts w:ascii="Times New Roman" w:hAnsi="Times New Roman"/>
+          <w:sz w:val="24"/>
+        </w:rPr>
+        <w:t>Слава Отцю, і Сину, і Святому Духові.</w:t>
+      </w:r>
+    </w:p>
+    <w:p>
+      <w:r>
+        <w:rPr>
+          <w:rFonts w:ascii="Times New Roman" w:hAnsi="Times New Roman"/>
+          <w:i/>
           <w:color w:val="FF0000"/>
           <w:sz w:val="24"/>
         </w:rPr>
@@ -1510,48 +1561,6 @@
           <w:rFonts w:ascii="Times New Roman" w:hAnsi="Times New Roman"/>
           <w:sz w:val="24"/>
         </w:rPr>
-        <w:t>Як божественний скарб, сокровенний в землі,* Христос відкрив главу твою нам, пророче й предтече.* Отож усі, зійшовшися на її знайдення,* піснями богомовними Спаса оспівуймо.* Він спасає нас від тління, молитвами твоїми.</w:t>
-      </w:r>
-    </w:p>
-    <w:p>
-      <w:pPr>
-        <w:spacing w:line="240" w:lineRule="auto"/>
-        <w:rPr>
-          <w:rFonts w:ascii="Times New Roman" w:hAnsi="Times New Roman"/>
-          <w:sz w:val="24"/>
-        </w:rPr>
-      </w:pPr>
-      <w:r>
-        <w:rPr>
-          <w:rFonts w:ascii="Times New Roman" w:hAnsi="Times New Roman"/>
-          <w:sz w:val="24"/>
-        </w:rPr>
-        <w:t>Слава Отцю, і Сину, і Святому Духові.</w:t>
-      </w:r>
-    </w:p>
-    <w:p>
-      <w:r>
-        <w:rPr>
-          <w:rFonts w:ascii="Times New Roman" w:hAnsi="Times New Roman"/>
-          <w:i/>
-          <w:color w:val="FF0000"/>
-          <w:sz w:val="24"/>
-        </w:rPr>
-        <w:t>Тропар (г. 4):</w:t>
-      </w:r>
-      <w:r>
-        <w:rPr>
-          <w:rFonts w:ascii="Times New Roman" w:hAnsi="Times New Roman"/>
-          <w:color w:val="FF0000"/>
-          <w:sz w:val="24"/>
-        </w:rPr>
-        <w:t xml:space="preserve"> </w:t>
-      </w:r>
-      <w:r>
-        <w:rPr>
-          <w:rFonts w:ascii="Times New Roman" w:hAnsi="Times New Roman"/>
-          <w:sz w:val="24"/>
-        </w:rPr>
         <w:t>Як божественний скарб, сокровенний в землі,* Христос відкрив главу твою нам, п</w:t>
       </w:r>
       <w:r>
@@ -2035,17 +2044,18 @@
         <w:rPr>
           <w:rFonts w:ascii="Times New Roman" w:hAnsi="Times New Roman"/>
           <w:i/>
-          <w:color w:val="FF0000"/>
-          <w:sz w:val="24"/>
-        </w:rPr>
-        <w:t>Кондак (г. 6):</w:t>
-      </w:r>
-      <w:r>
-        <w:rPr>
-          <w:rFonts w:ascii="Times New Roman" w:hAnsi="Times New Roman"/>
-          <w:sz w:val="24"/>
-        </w:rPr>
-        <w:t xml:space="preserve"> Світлосяючий і божественний у світі стовп, світильник сонця,* предтеча главу свою світлоносну й божественну показав у краях.* Він освячує тих, що вірно поклоняються і кличуть:* Христовий хрестителю премудрий, спаси всіх нас.</w:t>
+          <w:color w:val="FF4400"/>
+          <w:sz w:val="24"/>
+        </w:rPr>
+        <w:t>Кондак (г. 8):</w:t>
+      </w:r>
+      <w:r>
+        <w:rPr>
+          <w:rFonts w:ascii="Times New Roman" w:hAnsi="Times New Roman"/>
+          <w:color w:val="333333"/>
+          <w:sz w:val="24"/>
+        </w:rPr>
+        <w:t xml:space="preserve"> Коли Ти, зійшовши, язики змішав,* розділив Ти народи, Всевишній.* Коли ж вогненні язики Ти роздавав,* у з’єднання всіх Ти призвав.* I одноголосно славимо Пресвятого Духа.</w:t>
       </w:r>
     </w:p>
     <w:p>
@@ -7183,6 +7193,57 @@
         <w:rPr>
           <w:rFonts w:ascii="Times New Roman" w:hAnsi="Times New Roman"/>
           <w:i/>
+          <w:color w:val="FF4400"/>
+          <w:sz w:val="24"/>
+        </w:rPr>
+        <w:t>Тропар (г. 8):</w:t>
+      </w:r>
+      <w:r>
+        <w:rPr>
+          <w:rFonts w:ascii="Times New Roman" w:hAnsi="Times New Roman"/>
+          <w:color w:val="333333"/>
+          <w:sz w:val="24"/>
+        </w:rPr>
+        <w:t xml:space="preserve"> Благословен єси, Христе Боже наш,* що премудрими рибаків явив,* </w:t>
+      </w:r>
+      <w:r>
+        <w:rPr>
+          <w:rFonts w:ascii="Times New Roman" w:hAnsi="Times New Roman"/>
+          <w:color w:val="333333"/>
+          <w:sz w:val="24"/>
+        </w:rPr>
+        <w:t>зіславши</w:t>
+      </w:r>
+      <w:r>
+        <w:rPr>
+          <w:rFonts w:ascii="Times New Roman" w:hAnsi="Times New Roman"/>
+          <w:color w:val="333333"/>
+          <w:sz w:val="24"/>
+        </w:rPr>
+        <w:t xml:space="preserve"> їм Духа Святого,* і ними уловив вселенну.* Чоловіколюбче, слава Тобі.</w:t>
+      </w:r>
+    </w:p>
+    <w:p>
+      <w:pPr>
+        <w:spacing w:line="240" w:lineRule="auto"/>
+        <w:rPr>
+          <w:rFonts w:ascii="Times New Roman" w:hAnsi="Times New Roman"/>
+          <w:sz w:val="24"/>
+        </w:rPr>
+      </w:pPr>
+      <w:r>
+        <w:rPr>
+          <w:rFonts w:ascii="Times New Roman" w:hAnsi="Times New Roman"/>
+          <w:sz w:val="24"/>
+        </w:rPr>
+        <w:t>Слава Отцю, і Сину, і Святому Духові.</w:t>
+      </w:r>
+    </w:p>
+    <w:p>
+      <w:r>
+        <w:rPr>
+          <w:rFonts w:ascii="Times New Roman" w:hAnsi="Times New Roman"/>
+          <w:i/>
           <w:color w:val="FF0000"/>
           <w:sz w:val="24"/>
         </w:rPr>
@@ -7201,48 +7262,6 @@
           <w:rFonts w:ascii="Times New Roman" w:hAnsi="Times New Roman"/>
           <w:sz w:val="24"/>
         </w:rPr>
-        <w:t>Як божественний скарб, сокровенний в землі,* Христос відкрив главу твою нам, пророче й предтече.* Отож усі, зійшовшися на її знайдення,* піснями богомовними Спаса оспівуймо.* Він спасає нас від тління, молитвами твоїми.</w:t>
-      </w:r>
-    </w:p>
-    <w:p>
-      <w:pPr>
-        <w:spacing w:line="240" w:lineRule="auto"/>
-        <w:rPr>
-          <w:rFonts w:ascii="Times New Roman" w:hAnsi="Times New Roman"/>
-          <w:sz w:val="24"/>
-        </w:rPr>
-      </w:pPr>
-      <w:r>
-        <w:rPr>
-          <w:rFonts w:ascii="Times New Roman" w:hAnsi="Times New Roman"/>
-          <w:sz w:val="24"/>
-        </w:rPr>
-        <w:t>Слава Отцю, і Сину, і Святому Духові.</w:t>
-      </w:r>
-    </w:p>
-    <w:p>
-      <w:r>
-        <w:rPr>
-          <w:rFonts w:ascii="Times New Roman" w:hAnsi="Times New Roman"/>
-          <w:i/>
-          <w:color w:val="FF0000"/>
-          <w:sz w:val="24"/>
-        </w:rPr>
-        <w:t>Тропар (г. 4):</w:t>
-      </w:r>
-      <w:r>
-        <w:rPr>
-          <w:rFonts w:ascii="Times New Roman" w:hAnsi="Times New Roman"/>
-          <w:color w:val="FF0000"/>
-          <w:sz w:val="24"/>
-        </w:rPr>
-        <w:t xml:space="preserve"> </w:t>
-      </w:r>
-      <w:r>
-        <w:rPr>
-          <w:rFonts w:ascii="Times New Roman" w:hAnsi="Times New Roman"/>
-          <w:sz w:val="24"/>
-        </w:rPr>
         <w:t>Як божественний скарб, сокровенний в землі,* Христос відкрив главу твою нам, п</w:t>
       </w:r>
       <w:r>
@@ -7770,17 +7789,18 @@
         <w:rPr>
           <w:rFonts w:ascii="Times New Roman" w:hAnsi="Times New Roman"/>
           <w:i/>
-          <w:color w:val="FF0000"/>
-          <w:sz w:val="24"/>
-        </w:rPr>
-        <w:t>Кондак (г. 6):</w:t>
-      </w:r>
-      <w:r>
-        <w:rPr>
-          <w:rFonts w:ascii="Times New Roman" w:hAnsi="Times New Roman"/>
-          <w:sz w:val="24"/>
-        </w:rPr>
-        <w:t xml:space="preserve"> Світлосяючий і божественний у світі стовп, світильник сонця,* предтеча главу свою світлоносну й божественну показав у краях.* Він освячує тих, що вірно поклоняються і кличуть:* Христовий хрестителю премудрий, спаси всіх нас.</w:t>
+          <w:color w:val="FF4400"/>
+          <w:sz w:val="24"/>
+        </w:rPr>
+        <w:t>Кондак (г. 8):</w:t>
+      </w:r>
+      <w:r>
+        <w:rPr>
+          <w:rFonts w:ascii="Times New Roman" w:hAnsi="Times New Roman"/>
+          <w:color w:val="333333"/>
+          <w:sz w:val="24"/>
+        </w:rPr>
+        <w:t xml:space="preserve"> Коли Ти, зійшовши, язики змішав,* розділив Ти народи, Всевишній.* Коли ж вогненні язики Ти роздавав,* у з’єднання всіх Ти призвав.* I одноголосно славимо Пресвятого Духа.</w:t>
       </w:r>
     </w:p>
     <w:p>
@@ -9734,25 +9754,34 @@
         <w:rPr>
           <w:rFonts w:ascii="Times New Roman" w:hAnsi="Times New Roman"/>
           <w:i/>
-          <w:color w:val="FF0000"/>
-          <w:sz w:val="24"/>
-        </w:rPr>
-        <w:t>Тропар (г. 4):</w:t>
-      </w:r>
-      <w:r>
-        <w:rPr>
-          <w:rFonts w:ascii="Times New Roman" w:hAnsi="Times New Roman"/>
-          <w:color w:val="FF0000"/>
-          <w:sz w:val="24"/>
-        </w:rPr>
-        <w:t xml:space="preserve"> </w:t>
-      </w:r>
-      <w:r>
-        <w:rPr>
-          <w:rFonts w:ascii="Times New Roman" w:hAnsi="Times New Roman"/>
-          <w:sz w:val="24"/>
-        </w:rPr>
-        <w:t>Як божественний скарб, сокровенний в землі,* Христос відкрив главу твою нам, пророче й предтече.* Отож усі, зійшовшися на її знайдення,* піснями богомовними Спаса оспівуймо.* Він спасає нас від тління, молитвами твоїми.</w:t>
+          <w:color w:val="FF4400"/>
+          <w:sz w:val="24"/>
+        </w:rPr>
+        <w:t>Тропар (г. 8):</w:t>
+      </w:r>
+      <w:r>
+        <w:rPr>
+          <w:rFonts w:ascii="Times New Roman" w:hAnsi="Times New Roman"/>
+          <w:color w:val="333333"/>
+          <w:sz w:val="24"/>
+        </w:rPr>
+        <w:t xml:space="preserve"> Благословен єси, Христе Боже наш,* що премудрими рибаків явив,* </w:t>
+      </w:r>
+      <w:r>
+        <w:rPr>
+          <w:rFonts w:ascii="Times New Roman" w:hAnsi="Times New Roman"/>
+          <w:color w:val="333333"/>
+          <w:sz w:val="24"/>
+        </w:rPr>
+        <w:t>зіславши</w:t>
+      </w:r>
+      <w:r>
+        <w:rPr>
+          <w:rFonts w:ascii="Times New Roman" w:hAnsi="Times New Roman"/>
+          <w:color w:val="333333"/>
+          <w:sz w:val="24"/>
+        </w:rPr>
+        <w:t xml:space="preserve"> їм Духа Святого,* і ними уловив вселенну.* Чоловіколюбче, слава Тобі.</w:t>
       </w:r>
     </w:p>
     <w:p>
